--- a/livrables/lecons/2026-09-14_lecon-psychopathologie_16_handicap-psychique-deficience-intellectuelle.docx
+++ b/livrables/lecons/2026-09-14_lecon-psychopathologie_16_handicap-psychique-deficience-intellectuelle.docx
@@ -338,7 +338,7 @@
           <w:sz w:val="22"/>
           <w:szCs w:val="22"/>
         </w:rPr>
-        <w:t xml:space="preserve">La différence essentielle avec le TDI : dans le handicap psychique, les capacités intellectuelles sont préservées — mais la capacité à les mobiliser dans la vie quotidienne est déficiente. Une personne peut être capable de raisonner abstraitement mais incapable de prendre le bus, faire les courses ou effectuer une démarche administrative.</w:t>
+        <w:t xml:space="preserve">La différence essentielle avec le TDI : dans le handicap psychique, les capacités intellectuelles sont préservées — « même si des troubles cognitifs sont souvent associés » (ANESM 2015) — mais la capacité à les mobiliser dans la vie quotidienne est déficiente. [Précisé le 14/09/2026.] Une personne peut être capable de raisonner abstraitement mais incapable de prendre le bus, faire les courses ou effectuer une démarche administrative.</w:t>
       </w:r>
     </w:p>
     <w:p>
@@ -390,7 +390,7 @@
           <w:sz w:val="22"/>
           <w:szCs w:val="22"/>
         </w:rPr>
-        <w:t xml:space="preserve">Nécessité d'un suivi médical régulier et souvent d'un traitement médicamenteux ;</w:t>
+        <w:t xml:space="preserve">Nécessité d'un suivi médical régulier (ANESM) — et, selon Unafam, « la prise de médicaments est le plus souvent indispensable » [attribution précisée le 14/09/2026] ;</w:t>
       </w:r>
     </w:p>
     <w:p>
@@ -444,7 +444,7 @@
           <w:sz w:val="18"/>
           <w:szCs w:val="18"/>
         </w:rPr>
-        <w:t xml:space="preserve">Note sur les dates : la RBPP « Spécificités de l'accompagnement des adultes handicapés psychiques » a été publiée par l'ANESM le 18 décembre 2015 et reprise par la HAS lors de l'intégration de l'ANESM en 2018 (la date exacte de reprise est confirmée à « mars 2018 » par le site HAS, mais ce résultat provient d'un rendu partiel JavaScript ; le titre et la date de validation ANESM ont été confirmés mécaniquement).</w:t>
+        <w:t xml:space="preserve">Note sur les dates : la RBPP « Spécificités de l'accompagnement des adultes handicapés psychiques » a été validée par l'ANESM le 18 décembre 2015 (synthèse publiée en mai 2016) ; la page HAS qui la porte indique « mis en ligne le 18 déc. 2015 — mis à jour le 16 mars 2018 », et la HAS a repris les travaux de l'ANESM lors de leur intégration le 1er avril 2018. [Corrigé le 14/09/2026 : la première version présentait la mise à jour de page du 16 mars 2018 comme la date de reprise, et invoquait un « rendu partiel JavaScript » — la page se lit intégralement sans JavaScript.]</w:t>
       </w:r>
     </w:p>
     <w:p>
@@ -458,7 +458,7 @@
           <w:sz w:val="22"/>
           <w:szCs w:val="22"/>
         </w:rPr>
-        <w:t xml:space="preserve">Depuis le décret du 1er janvier 2023, la Prestation de Compensation du Handicap (PCH) a été étendue aux personnes en situation de handicap psychique, finançant jusqu'à 3 heures quotidiennes d'accompagnement (Psycom, 28/04/2022).</w:t>
+        <w:t xml:space="preserve">Le décret n° 2022-570 du 19 avril 2022 (paru le 20 avril), applicable au 1er janvier 2023, a étendu la Prestation de Compensation du Handicap (PCH) aux personnes en situation de handicap psychique, cognitif ou mental, finançant un soutien à l'autonomie jusqu'à 3 heures par jour (Psycom, 28/04/2022). [Corrigé le 14/09/2026 : la première version datait le décret de sa date d'effet.]</w:t>
       </w:r>
     </w:p>
     <w:p>
@@ -716,7 +716,7 @@
                 <w:sz w:val="20"/>
                 <w:szCs w:val="20"/>
               </w:rPr>
-              <w:t xml:space="preserve">Préservées</w:t>
+              <w:t xml:space="preserve">Préservées (troubles cognitifs souvent associés — ANESM 2015)</w:t>
             </w:r>
           </w:p>
         </w:tc>
@@ -1169,7 +1169,7 @@
           <w:sz w:val="22"/>
           <w:szCs w:val="22"/>
         </w:rPr>
-        <w:t xml:space="preserve">Règle de prudence clinique : ces deux phénomènes justifient qu'une modification du comportement ou une dégradation du fonctionnement d'une personne avec TDI ne soit pas systématiquement attribuée au TDI. C'est une règle largement partagée dans la littérature, mais il ne s'agit pas d'une recommandation à niveau de preuve élevé : elle relève d'une pratique clinique basée sur l'expérience (INSERM 2016).</w:t>
+        <w:t xml:space="preserve">Règle de prudence clinique : ces deux phénomènes justifient qu'une modification du comportement ou une dégradation du fonctionnement d'une personne avec TDI ne soit pas systématiquement attribuée au TDI. C'est une règle de pratique, pas une recommandation graduée : aucune des sources ouvertes ici ne la formule comme telle. L'INSERM 2016 note pour sa part que l'identification des symptômes psychiatriques chez les personnes avec DI « relève d'une pratique basée sur l'expérience clinique, qui recèle nécessairement un degré important de subjectivité ». [Reformulé le 14/09/2026 : la première version mettait le statut de la règle au compte de l'INSERM.]</w:t>
       </w:r>
     </w:p>
     <w:p>
@@ -1244,7 +1244,7 @@
           <w:sz w:val="22"/>
           <w:szCs w:val="22"/>
         </w:rPr>
-        <w:t xml:space="preserve">Troubles dépressifs chez des adultes de 19 ans et plus avec DI : 4 % dans un échantillon britannique de 2 700 personnes (Bhaumik et coll., 2008, cités dans INSERM 2016), confirmé dans une étude écossaise sur 1 000 adultes avec DI (Cooper et coll., 2007). Chez les enfants de 5 à 15 ans avec DI : 1,5 % (Emerson, 2003, cités dans INSERM 2016). À titre de comparaison : le taux de dépression sur 12 mois en France est de 8 % (Chan Chee et coll., 2009, cités dans INSERM 2016). Attention : les résultats sur la dépression dans la DI sont qualifiés de « contradictoires » par l'INSERM 2016 — les chiffres ci-dessus sont des estimations ponctuelles dans des échantillons spécifiques.</w:t>
+        <w:t xml:space="preserve">Troubles dépressifs chez des adultes de 19 ans et plus avec DI : 4 % dans un échantillon britannique de 2 700 personnes (Bhaumik et coll., 2008, cités dans INSERM 2016), confirmé dans une étude écossaise sur 1 000 adultes avec DI (Cooper et coll., 2007). Chez les enfants de 5 à 15 ans avec DI : 1,5 % (Emerson, 2003, cités dans INSERM 2016). À titre de comparaison : le taux de dépression sur 12 mois en France est de 8 % (Chan Chee et coll., 2009, cités dans INSERM 2016). Attention : l'INSERM 2016 relève que les études anciennes suggéraient une prévalence de la dépression double de celle de la population générale (Cooper 1997, Meins 1993), alors que les études plus récentes suggèrent un taux comparable (Smiley 2009, Hassiotis 2014) — les chiffres ci-dessus sont des estimations ponctuelles dans des échantillons spécifiques. [Corrigé le 14/09/2026 : la première version prêtait à l'INSERM le mot « contradictoires », qui n'est pas dans le chapitre.]</w:t>
       </w:r>
     </w:p>
     <w:p>
@@ -1355,7 +1355,7 @@
           <w:sz w:val="22"/>
           <w:szCs w:val="22"/>
         </w:rPr>
-        <w:t xml:space="preserve">Le surhandicap est un concept de terrain largement utilisé dans le secteur médico-social pour décrire une aggravation progressive d'un handicap de base par une surcharge de troubles comportementaux. Il n'existe pas, à ma connaissance, de définition officielle de rang 1 (recommandation HAS ou OMS) spécifique à ce terme : il est présenté ici comme un repère de terrain.</w:t>
+        <w:t xml:space="preserve">Le surhandicap est un concept de terrain largement utilisé dans le secteur médico-social pour décrire une aggravation progressive d'un handicap de base par une surcharge de troubles comportementaux. Aucune des sources ouvertes pour cette leçon — guide HAS TDI 2022, expertise INSERM 2016 — n'emploie ni ne définit ce terme : il est présenté ici comme un repère de terrain, sans source de rang 1. [Reformulé le 14/09/2026 : « il n'existe pas, à ma connaissance » affirmait plus que ce qui avait été cherché.]</w:t>
       </w:r>
     </w:p>
     <w:p>
@@ -2825,7 +2825,7 @@
           <w:sz w:val="22"/>
           <w:szCs w:val="22"/>
         </w:rPr>
-        <w:t xml:space="preserve">Deux recommandations de référence encadrent directement ce thème en ESSMS :</w:t>
+        <w:t xml:space="preserve">Trois recommandations de référence encadrent directement ce thème en ESSMS [la troisième ajoutée le 14/09/2026] :</w:t>
       </w:r>
     </w:p>
     <w:p>
@@ -2909,6 +2909,59 @@
         </w:rPr>
         <w:t xml:space="preserve">, 18 décembre 2015 — reprise HAS en 2018 — qui identifie les pratiques professionnelles adaptées aux personnes adultes présentant une schizophrénie ou un trouble bipolaire sévère.</w:t>
       </w:r>
+    </w:p>
+    <w:p>
+      <w:pPr>
+        <w:pStyle w:val="ListParagraph"/>
+        <w:numPr>
+          <w:ilvl w:val="0"/>
+          <w:numId w:val="1"/>
+        </w:numPr>
+        <w:spacing w:after="80"/>
+      </w:pPr>
+      <w:r>
+        <w:rPr>
+          <w:rFonts w:ascii="Times New Roman" w:cs="Times New Roman" w:eastAsia="Times New Roman" w:hAnsi="Times New Roman"/>
+          <w:b/>
+          <w:bCs/>
+          <w:color w:val="1F2937"/>
+          <w:sz w:val="22"/>
+          <w:szCs w:val="22"/>
+        </w:rPr>
+        <w:t xml:space="preserve">HAS, </w:t>
+      </w:r>
+      <w:r>
+        <w:rPr>
+          <w:rFonts w:ascii="Times New Roman" w:cs="Times New Roman" w:eastAsia="Times New Roman" w:hAnsi="Times New Roman"/>
+          <w:i/>
+          <w:iCs/>
+          <w:color w:val="1F2937"/>
+          <w:sz w:val="22"/>
+          <w:szCs w:val="22"/>
+        </w:rPr>
+        <w:t xml:space="preserve">« L'accompagnement de la personne présentant un trouble du développement intellectuel (volet 2) »</w:t>
+      </w:r>
+      <w:r>
+        <w:rPr>
+          <w:rFonts w:ascii="Times New Roman" w:cs="Times New Roman" w:eastAsia="Times New Roman" w:hAnsi="Times New Roman"/>
+          <w:color w:val="1F2937"/>
+          <w:sz w:val="22"/>
+          <w:szCs w:val="22"/>
+        </w:rPr>
+        <w:t xml:space="preserve">, validé le 16 septembre 2025, mis en ligne le 18 novembre 2025 — scolarité, travail et vie active, loisirs et temps libre : le volet qui concerne directement les travailleurs d'ESAT comme Mourad et Serge. </w:t>
+      </w:r>
+      <w:hyperlink w:history="1" r:id="rIdcorr1409v2">
+        <w:r>
+          <w:rPr>
+            <w:rFonts w:ascii="Times New Roman" w:cs="Times New Roman" w:eastAsia="Times New Roman" w:hAnsi="Times New Roman"/>
+            <w:color w:val="1155CC"/>
+            <w:sz w:val="22"/>
+            <w:szCs w:val="22"/>
+            <w:u w:val="single"/>
+          </w:rPr>
+          <w:t xml:space="preserve">Page HAS du volet 2</w:t>
+        </w:r>
+      </w:hyperlink>
     </w:p>
     <w:p>
       <w:pPr>
@@ -2984,6 +3037,32 @@
         </w:rPr>
         <w:t xml:space="preserve">→ </w:t>
       </w:r>
+      <w:hyperlink w:history="1" r:id="rIdcorr1409v2">
+        <w:r>
+          <w:rPr>
+            <w:rFonts w:ascii="Times New Roman" w:cs="Times New Roman" w:eastAsia="Times New Roman" w:hAnsi="Times New Roman"/>
+            <w:color w:val="1155CC"/>
+            <w:sz w:val="22"/>
+            <w:szCs w:val="22"/>
+            <w:u w:val="single"/>
+          </w:rPr>
+          <w:t xml:space="preserve">HAS (validé le 16/09/2025, en ligne le 18/11/2025) — L'accompagnement de la personne présentant un trouble du développement intellectuel (volet 2) : scolarité, travail, loisirs [ajouté le 14/09/2026]</w:t>
+        </w:r>
+      </w:hyperlink>
+    </w:p>
+    <w:p>
+      <w:pPr>
+        <w:spacing w:after="100"/>
+      </w:pPr>
+      <w:r>
+        <w:rPr>
+          <w:rFonts w:ascii="Times New Roman" w:cs="Times New Roman" w:eastAsia="Times New Roman" w:hAnsi="Times New Roman"/>
+          <w:color w:val="1F2937"/>
+          <w:sz w:val="22"/>
+          <w:szCs w:val="22"/>
+        </w:rPr>
+        <w:t xml:space="preserve">→ </w:t>
+      </w:r>
       <w:hyperlink w:history="1" r:id="rIdde0vcdfcigexnhzfvd1df">
         <w:r>
           <w:rPr>
@@ -3243,6 +3322,141 @@
         </w:rPr>
         <w:t xml:space="preserve">Leçon 17 / 20 — Les psychotropes : classes, effets attendus, effets indésirables, surveillance
 Nous aborderons les grandes classes de médicaments psychotropes (antipsychotiques, thymorégulateurs, antidépresseurs, anxiolytiques, hypnotiques), leurs mécanismes d'action simplifiés, les effets attendus et indésirables à surveiller, et les repères pour l'équipe éducative en ESSMS.</w:t>
+      </w:r>
+    </w:p>
+    <w:p>
+      <w:r>
+        <w:t xml:space="preserve"/>
+      </w:r>
+    </w:p>
+    <w:p>
+      <w:pPr>
+        <w:spacing w:after="160" w:before="320"/>
+      </w:pPr>
+      <w:r>
+        <w:rPr>
+          <w:rFonts w:ascii="Times New Roman" w:cs="Times New Roman" w:eastAsia="Times New Roman" w:hAnsi="Times New Roman"/>
+          <w:b/>
+          <w:bCs/>
+          <w:color w:val="1B3A6B"/>
+          <w:sz w:val="30"/>
+          <w:szCs w:val="30"/>
+        </w:rPr>
+        <w:t xml:space="preserve">📝 Journal des corrections — 14 septembre 2026</w:t>
+      </w:r>
+    </w:p>
+    <w:p>
+      <w:pPr>
+        <w:spacing w:after="80"/>
+      </w:pPr>
+      <w:r>
+        <w:rPr>
+          <w:rFonts w:ascii="Times New Roman" w:cs="Times New Roman" w:eastAsia="Times New Roman" w:hAnsi="Times New Roman"/>
+          <w:b/>
+          <w:bCs/>
+          <w:color w:val="1F2937"/>
+          <w:sz w:val="22"/>
+          <w:szCs w:val="22"/>
+        </w:rPr>
+        <w:t xml:space="preserve">Leçon produite le 14/09/2026 à 8h14, relue le jour même au protocole complet (10 URL rouvertes avec un agent de navigateur, PDF HAS lu, chaque chiffre INSERM cherché avec son auteur). Vingt valeurs épidémiologiques exactes ; SEPT corrections, toutes d'attribution ou de date — aucune conduite à tenir ne change.</w:t>
+      </w:r>
+    </w:p>
+    <w:p>
+      <w:pPr>
+        <w:spacing w:after="80"/>
+      </w:pPr>
+      <w:r>
+        <w:rPr>
+          <w:rFonts w:ascii="Times New Roman" w:cs="Times New Roman" w:eastAsia="Times New Roman" w:hAnsi="Times New Roman"/>
+          <w:color w:val="1F2937"/>
+          <w:sz w:val="22"/>
+          <w:szCs w:val="22"/>
+        </w:rPr>
+        <w:t xml:space="preserve">① Une citation fabriquée. La leçon écrivait que les résultats sur la dépression dans la DI étaient « qualifiés de « contradictoires » par l'INSERM 2016 ». Le mot n'est pas dans le chapitre 7. L'INSERM oppose les études anciennes (prévalence double : Cooper 1997, Meins 1993) aux récentes (taux comparable : Smiley 2009, Hassiotis 2014). Les guillemets sont retirés, la position de l'INSERM est écrite avec ses auteurs. Règle A1 ; le récapitulatif du job affirmait « formulé ainsi dans la leçon ».</w:t>
+      </w:r>
+    </w:p>
+    <w:p>
+      <w:pPr>
+        <w:spacing w:after="80"/>
+      </w:pPr>
+      <w:r>
+        <w:rPr>
+          <w:rFonts w:ascii="Times New Roman" w:cs="Times New Roman" w:eastAsia="Times New Roman" w:hAnsi="Times New Roman"/>
+          <w:color w:val="1F2937"/>
+          <w:sz w:val="22"/>
+          <w:szCs w:val="22"/>
+        </w:rPr>
+        <w:t xml:space="preserve">② Une date d'effet prise pour une date d'acte. « Depuis le décret du 1er janvier 2023 » : la page Psycom citée écrit « un décret paru le 20 avril … à partir du 1er janvier 2023 ». Il s'agit du décret n° 2022-570 du 19 avril 2022, applicable au 1er janvier 2023.</w:t>
+      </w:r>
+    </w:p>
+    <w:p>
+      <w:pPr>
+        <w:spacing w:after="80"/>
+      </w:pPr>
+      <w:r>
+        <w:rPr>
+          <w:rFonts w:ascii="Times New Roman" w:cs="Times New Roman" w:eastAsia="Times New Roman" w:hAnsi="Times New Roman"/>
+          <w:color w:val="1F2937"/>
+          <w:sz w:val="22"/>
+          <w:szCs w:val="22"/>
+        </w:rPr>
+        <w:t xml:space="preserve">③ Une fausse réserve technique sur les dates ANESM/HAS. La note disait la reprise « confirmée à “mars 2018” … rendu partiel JavaScript ». La page HAS se lit intégralement sans JavaScript et dit « mis en ligne le 18 déc. 2015 — mis à jour le 16 mars 2018 » : une date de retouche de page, pas la reprise, qui date de l'intégration de l'ANESM à la HAS le 1er avril 2018. La note est réécrite avec les trois dates et sans la réserve.</w:t>
+      </w:r>
+    </w:p>
+    <w:p>
+      <w:pPr>
+        <w:spacing w:after="80"/>
+      </w:pPr>
+      <w:r>
+        <w:rPr>
+          <w:rFonts w:ascii="Times New Roman" w:cs="Times New Roman" w:eastAsia="Times New Roman" w:hAnsi="Times New Roman"/>
+          <w:color w:val="1F2937"/>
+          <w:sz w:val="22"/>
+          <w:szCs w:val="22"/>
+        </w:rPr>
+        <w:t xml:space="preserve">④ Une nuance de l'ANESM perdue. La page caractérise le handicap psychique par « des capacités intellectuelles préservées, même si des troubles cognitifs sont souvent associés » ; la leçon n'avait gardé que « préservées », dans le texte et dans le tableau comparatif. La seconde moitié est rendue aux deux endroits.</w:t>
+      </w:r>
+    </w:p>
+    <w:p>
+      <w:pPr>
+        <w:spacing w:after="80"/>
+      </w:pPr>
+      <w:r>
+        <w:rPr>
+          <w:rFonts w:ascii="Times New Roman" w:cs="Times New Roman" w:eastAsia="Times New Roman" w:hAnsi="Times New Roman"/>
+          <w:color w:val="1F2937"/>
+          <w:sz w:val="22"/>
+          <w:szCs w:val="22"/>
+        </w:rPr>
+        <w:t xml:space="preserve">⑤ Deux attributions déplacées. « Souvent un traitement médicamenteux » était mis au compte de l'ANESM : la page ANESM dit « suivi médical régulier », c'est Unafam qui écrit « la prise de médicaments est le plus souvent indispensable ». Et la règle de prudence clinique était dite « pratique clinique basée sur l'expérience (INSERM 2016) » : la phrase de l'INSERM porte sur l'identification des symptômes, pas sur cette règle. Les deux sont réattribuées.</w:t>
+      </w:r>
+    </w:p>
+    <w:p>
+      <w:pPr>
+        <w:spacing w:after="80"/>
+      </w:pPr>
+      <w:r>
+        <w:rPr>
+          <w:rFonts w:ascii="Times New Roman" w:cs="Times New Roman" w:eastAsia="Times New Roman" w:hAnsi="Times New Roman"/>
+          <w:color w:val="1F2937"/>
+          <w:sz w:val="22"/>
+          <w:szCs w:val="22"/>
+        </w:rPr>
+        <w:t xml:space="preserve">⑥ Une négation qui affirmait plus que ce qui avait été cherché. « Il n'existe pas, à ma connaissance, de définition officielle de rang 1 » du surhandicap devient « aucune des sources ouvertes pour cette leçon n'emploie ni ne définit ce terme » — ce qui a été vérifié (règle B6).</w:t>
+      </w:r>
+    </w:p>
+    <w:p>
+      <w:pPr>
+        <w:spacing w:after="80"/>
+      </w:pPr>
+      <w:r>
+        <w:rPr>
+          <w:rFonts w:ascii="Times New Roman" w:cs="Times New Roman" w:eastAsia="Times New Roman" w:hAnsi="Times New Roman"/>
+          <w:color w:val="1F2937"/>
+          <w:sz w:val="22"/>
+          <w:szCs w:val="22"/>
+        </w:rPr>
+        <w:t xml:space="preserve">⑦ Le volet 2 du guide HAS TDI (validé le 16/09/2025, en ligne le 18/11/2025 — scolarité, travail, loisirs) est ajouté au pont pro et aux ressources : la première vignette de la leçon est un travailleur d'ESAT. Formulations d'origine conservées ci-dessus, en ①, ②, ③ et ⑥.</w:t>
       </w:r>
     </w:p>
     <w:sectPr>

--- a/livrables/lecons/2026-09-14_lecon-psychopathologie_16_handicap-psychique-deficience-intellectuelle.docx
+++ b/livrables/lecons/2026-09-14_lecon-psychopathologie_16_handicap-psychique-deficience-intellectuelle.docx
@@ -3063,6 +3063,43 @@
         </w:rPr>
         <w:t xml:space="preserve">→ </w:t>
       </w:r>
+      <w:hyperlink w:history="1" r:id="rIdPdfTdi2Synth">
+        <w:r>
+          <w:rPr>
+            <w:rFonts w:ascii="Times New Roman" w:cs="Times New Roman" w:eastAsia="Times New Roman" w:hAnsi="Times New Roman"/>
+            <w:color w:val="1155CC"/>
+            <w:sz w:val="22"/>
+            <w:szCs w:val="22"/>
+            <w:u w:val="single"/>
+          </w:rPr>
+          <w:t xml:space="preserve">Le document — synthèse de la RBPP TDI volet 2 : « la scolarité, le travail et la vie active, les loisirs et le temps libre » (PDF, 7 pages, adoptée le 16 septembre 2025)</w:t>
+        </w:r>
+      </w:hyperlink>
+      <w:r>
+        <w:rPr>
+          <w:rFonts w:ascii="Times New Roman" w:cs="Times New Roman" w:eastAsia="Times New Roman" w:hAnsi="Times New Roman"/>
+          <w:i/>
+          <w:iCs/>
+          <w:color w:val="6B7280"/>
+          <w:sz w:val="20"/>
+          <w:szCs w:val="20"/>
+        </w:rPr>
+        <w:t xml:space="preserve"> [Corrigé le 21/09/2026 : la ligne précédente est la notice HAS ; la synthèse, lue ce jour, porte le titre complet et la date d'adoption.]</w:t>
+      </w:r>
+    </w:p>
+    <w:p>
+      <w:pPr>
+        <w:spacing w:after="100"/>
+      </w:pPr>
+      <w:r>
+        <w:rPr>
+          <w:rFonts w:ascii="Times New Roman" w:cs="Times New Roman" w:eastAsia="Times New Roman" w:hAnsi="Times New Roman"/>
+          <w:color w:val="1F2937"/>
+          <w:sz w:val="22"/>
+          <w:szCs w:val="22"/>
+        </w:rPr>
+        <w:t xml:space="preserve">→ </w:t>
+      </w:r>
       <w:hyperlink w:history="1" r:id="rIdde0vcdfcigexnhzfvd1df">
         <w:r>
           <w:rPr>
@@ -3089,6 +3126,43 @@
         </w:rPr>
         <w:t xml:space="preserve">→ </w:t>
       </w:r>
+      <w:hyperlink w:history="1" r:id="rIdPdfHp2016">
+        <w:r>
+          <w:rPr>
+            <w:rFonts w:ascii="Times New Roman" w:cs="Times New Roman" w:eastAsia="Times New Roman" w:hAnsi="Times New Roman"/>
+            <w:color w:val="1155CC"/>
+            <w:sz w:val="22"/>
+            <w:szCs w:val="22"/>
+            <w:u w:val="single"/>
+          </w:rPr>
+          <w:t xml:space="preserve">Le document — RBPP « Spécificités de l'accompagnement des adultes handicapés psychiques » (PDF, 160 pages, Anesm, 2016)</w:t>
+        </w:r>
+      </w:hyperlink>
+      <w:r>
+        <w:rPr>
+          <w:rFonts w:ascii="Times New Roman" w:cs="Times New Roman" w:eastAsia="Times New Roman" w:hAnsi="Times New Roman"/>
+          <w:i/>
+          <w:iCs/>
+          <w:color w:val="6B7280"/>
+          <w:sz w:val="20"/>
+          <w:szCs w:val="20"/>
+        </w:rPr>
+        <w:t xml:space="preserve"> [Corrigé le 21/09/2026 : la ligne précédente est la notice HAS, d'où vient la phrase « même si des troubles cognitifs sont souvent associés » ; le document, lu ce jour, écrit p. 63 : « malgré des capacités intellectuelles préservées, les aptitudes dans la vie quotidienne et courante peuvent se trouver fragilisées par des difficultés cognitives (mémorisation, impulsion, concentration, attention, planification, etc.) », et « Elles ont besoin d'un suivi médical régulier ».]</w:t>
+      </w:r>
+    </w:p>
+    <w:p>
+      <w:pPr>
+        <w:spacing w:after="100"/>
+      </w:pPr>
+      <w:r>
+        <w:rPr>
+          <w:rFonts w:ascii="Times New Roman" w:cs="Times New Roman" w:eastAsia="Times New Roman" w:hAnsi="Times New Roman"/>
+          <w:color w:val="1F2937"/>
+          <w:sz w:val="22"/>
+          <w:szCs w:val="22"/>
+        </w:rPr>
+        <w:t xml:space="preserve">→ </w:t>
+      </w:r>
       <w:hyperlink w:history="1" r:id="rIdgnsjxdzpstpjbr3ttewpy">
         <w:r>
           <w:rPr>
@@ -3457,6 +3531,60 @@
           <w:szCs w:val="22"/>
         </w:rPr>
         <w:t xml:space="preserve">⑦ Le volet 2 du guide HAS TDI (validé le 16/09/2025, en ligne le 18/11/2025 — scolarité, travail, loisirs) est ajouté au pont pro et aux ressources : la première vignette de la leçon est un travailleur d'ESAT. Formulations d'origine conservées ci-dessus, en ①, ②, ③ et ⑥.</w:t>
+      </w:r>
+    </w:p>
+    <w:p>
+      <w:pPr>
+        <w:pStyle w:val="Heading2"/>
+        <w:spacing w:after="100" w:before="280"/>
+      </w:pPr>
+      <w:r>
+        <w:rPr>
+          <w:rFonts w:ascii="Times New Roman" w:cs="Times New Roman" w:eastAsia="Times New Roman" w:hAnsi="Times New Roman"/>
+          <w:b/>
+          <w:bCs/>
+          <w:color w:val="1B3A6B"/>
+          <w:sz w:val="28"/>
+          <w:szCs w:val="28"/>
+        </w:rPr>
+        <w:t xml:space="preserve">📝 Journal des corrections — 21 septembre 2026</w:t>
+      </w:r>
+    </w:p>
+    <w:p>
+      <w:pPr>
+        <w:spacing w:after="60" w:before="60"/>
+      </w:pPr>
+      <w:r>
+        <w:rPr>
+          <w:rFonts w:ascii="Times New Roman" w:cs="Times New Roman" w:eastAsia="Times New Roman" w:hAnsi="Times New Roman"/>
+          <w:i/>
+          <w:iCs/>
+          <w:color w:val="6B7280"/>
+          <w:sz w:val="20"/>
+          <w:szCs w:val="20"/>
+        </w:rPr>
+        <w:t xml:space="preserve">Relecture du 21/09/2026 : les PDF des deux recommandations HAS citées — la RBPP Anesm 2016 (160 pages) et la synthèse du volet 2 TDI (7 pages, adoptée le 16 septembre 2025) — sont lus et liés à côté des notices. Ce que la leçon leur prêtait (capacités intellectuelles préservées avec troubles cognitifs associés, suivi médical régulier, champ schizophrénie / troubles bipolaires sévères, titre et date du volet 2) est dans les documents ou sur leurs notices. Aucune formulation ne change.</w:t>
+      </w:r>
+    </w:p>
+    <w:p>
+      <w:pPr>
+        <w:pStyle w:val="ListParagraph"/>
+        <w:numPr>
+          <w:ilvl w:val="0"/>
+          <w:numId w:val="1"/>
+        </w:numPr>
+        <w:spacing w:after="40" w:before="40"/>
+      </w:pPr>
+      <w:r>
+        <w:rPr>
+          <w:rFonts w:ascii="Times New Roman" w:cs="Times New Roman" w:eastAsia="Times New Roman" w:hAnsi="Times New Roman"/>
+          <w:i/>
+          <w:iCs/>
+          <w:color w:val="6B7280"/>
+          <w:sz w:val="20"/>
+          <w:szCs w:val="20"/>
+        </w:rPr>
+        <w:t xml:space="preserve">Ressources : seules les notices HAS des deux recommandations étaient liées ; les documents (PDF) ne l'étaient pas et n'avaient pas été lus.</w:t>
       </w:r>
     </w:p>
     <w:sectPr>
